--- a/docs/word-docs/Breast/Breast tissue mammoplasty-gynecomastia-gender affirming.docx
+++ b/docs/word-docs/Breast/Breast tissue mammoplasty-gynecomastia-gender affirming.docx
@@ -334,8 +334,603 @@
         </w:rPr>
       </w:pPr>
       <w:r>
-        <w:t>Circle the appropriate processing information on the breast log on the door to histology. This is to complete the fixation times and ensures we do not have to log each individual case</w:t>
-      </w:r>
+        <w:t xml:space="preserve">Circle the appropriate processing information on the breast log on the door to histology. This is to complete the fixation times and </w:t>
+      </w:r>
+      <w:proofErr w:type="gramStart"/>
+      <w:r>
+        <w:t>ensures</w:t>
+      </w:r>
+      <w:proofErr w:type="gramEnd"/>
+      <w:r>
+        <w:t xml:space="preserve"> we do not have to log each individual case</w:t>
+      </w:r>
+    </w:p>
+    <w:p>
+      <w:pPr>
+        <w:rPr>
+          <w:rFonts w:cstheme="minorHAnsi"/>
+          <w:u w:val="single"/>
+        </w:rPr>
+      </w:pPr>
+      <w:r>
+        <w:rPr>
+          <w:rFonts w:cstheme="minorHAnsi"/>
+          <w:u w:val="single"/>
+        </w:rPr>
+        <w:lastRenderedPageBreak/>
+        <w:t xml:space="preserve">Mastectomy </w:t>
+      </w:r>
+      <w:r>
+        <w:rPr>
+          <w:rFonts w:cstheme="minorHAnsi"/>
+          <w:u w:val="single"/>
+        </w:rPr>
+        <w:t>for gender affirmation</w:t>
+      </w:r>
+      <w:r>
+        <w:rPr>
+          <w:rFonts w:cstheme="minorHAnsi"/>
+          <w:u w:val="single"/>
+        </w:rPr>
+        <w:t>:</w:t>
+      </w:r>
+    </w:p>
+    <w:p>
+      <w:pPr>
+        <w:rPr>
+          <w:rFonts w:cstheme="minorHAnsi"/>
+          <w:b/>
+          <w:bCs/>
+        </w:rPr>
+      </w:pPr>
+      <w:r>
+        <w:rPr>
+          <w:rFonts w:cstheme="minorHAnsi"/>
+          <w:b/>
+          <w:bCs/>
+        </w:rPr>
+        <w:t>Breast, Mastectomy:</w:t>
+      </w:r>
+    </w:p>
+    <w:p>
+      <w:pPr>
+        <w:rPr>
+          <w:rFonts w:eastAsia="Times New Roman" w:cstheme="minorHAnsi"/>
+          <w:color w:val="000000"/>
+        </w:rPr>
+      </w:pPr>
+      <w:r>
+        <w:rPr>
+          <w:rFonts w:eastAsia="Times New Roman" w:cstheme="minorHAnsi"/>
+          <w:color w:val="000000"/>
+        </w:rPr>
+        <w:t xml:space="preserve">Designated "___ breast tissue" is a ___ g aggregate of yellow, lobulated adipose tissue (___ x ___ </w:t>
+      </w:r>
+      <w:proofErr w:type="spellStart"/>
+      <w:r>
+        <w:rPr>
+          <w:rFonts w:eastAsia="Times New Roman" w:cstheme="minorHAnsi"/>
+          <w:color w:val="000000"/>
+        </w:rPr>
+        <w:t>x</w:t>
+      </w:r>
+      <w:proofErr w:type="spellEnd"/>
+      <w:r>
+        <w:rPr>
+          <w:rFonts w:eastAsia="Times New Roman" w:cstheme="minorHAnsi"/>
+          <w:color w:val="000000"/>
+        </w:rPr>
+        <w:t xml:space="preserve"> ___ cm) that is surfaced by an elliptical-shaped portion of tan-white skin with nipple (___ x ___ cm surface area). The portion of skin is devoid of any discrete lesions and has purple-blue surgical markings around the edges. The specimen is received unoriented. Cut surfaces demonstrate yellow, lobular adipose tissue with intervening fibrous tissue (approximately ___% fibrous tissue). The specimen is arbitrarily divided into four quadrants.</w:t>
+      </w:r>
+    </w:p>
+    <w:p>
+      <w:pPr>
+        <w:rPr>
+          <w:rFonts w:eastAsia="Times New Roman" w:cstheme="minorHAnsi"/>
+          <w:color w:val="000000"/>
+        </w:rPr>
+      </w:pPr>
+      <w:r>
+        <w:rPr>
+          <w:rFonts w:eastAsia="Times New Roman" w:cstheme="minorHAnsi"/>
+          <w:color w:val="000000"/>
+        </w:rPr>
+        <w:t>Representative sections are submitted as follows:</w:t>
+      </w:r>
+    </w:p>
+    <w:p>
+      <w:pPr>
+        <w:rPr>
+          <w:rFonts w:eastAsia="Times New Roman" w:cstheme="minorHAnsi"/>
+          <w:color w:val="000000"/>
+        </w:rPr>
+      </w:pPr>
+      <w:r>
+        <w:rPr>
+          <w:rFonts w:eastAsia="Times New Roman" w:cstheme="minorHAnsi"/>
+          <w:color w:val="000000"/>
+        </w:rPr>
+        <w:t>(A1) Quadrant 1</w:t>
+      </w:r>
+      <w:r>
+        <w:rPr>
+          <w:rFonts w:eastAsia="Times New Roman" w:cstheme="minorHAnsi"/>
+          <w:color w:val="000000"/>
+        </w:rPr>
+        <w:br/>
+        <w:t>(A2) Quadrant 2</w:t>
+      </w:r>
+      <w:r>
+        <w:rPr>
+          <w:rFonts w:eastAsia="Times New Roman" w:cstheme="minorHAnsi"/>
+          <w:color w:val="000000"/>
+        </w:rPr>
+        <w:br/>
+        <w:t>(A3) Quadrant 3</w:t>
+      </w:r>
+      <w:r>
+        <w:rPr>
+          <w:rFonts w:eastAsia="Times New Roman" w:cstheme="minorHAnsi"/>
+          <w:color w:val="000000"/>
+        </w:rPr>
+        <w:br/>
+        <w:t>(A4) Quadrant 4</w:t>
+      </w:r>
+      <w:r>
+        <w:rPr>
+          <w:rFonts w:eastAsia="Times New Roman" w:cstheme="minorHAnsi"/>
+          <w:color w:val="000000"/>
+        </w:rPr>
+        <w:br/>
+        <w:t>(A5) Skin and nipple</w:t>
+      </w:r>
+    </w:p>
+    <w:p>
+      <w:pPr>
+        <w:rPr>
+          <w:rFonts w:eastAsia="Times New Roman" w:cstheme="minorHAnsi"/>
+          <w:color w:val="000000"/>
+        </w:rPr>
+      </w:pPr>
+    </w:p>
+    <w:p>
+      <w:pPr>
+        <w:rPr>
+          <w:rFonts w:cstheme="minorHAnsi"/>
+          <w:u w:val="single"/>
+        </w:rPr>
+      </w:pPr>
+      <w:r>
+        <w:rPr>
+          <w:rFonts w:cstheme="minorHAnsi"/>
+          <w:u w:val="single"/>
+        </w:rPr>
+        <w:t xml:space="preserve">Mastectomy for </w:t>
+      </w:r>
+      <w:r>
+        <w:rPr>
+          <w:rFonts w:cstheme="minorHAnsi"/>
+          <w:u w:val="single"/>
+        </w:rPr>
+        <w:t>BRCA / BRCA reduction:</w:t>
+      </w:r>
+    </w:p>
+    <w:p>
+      <w:pPr>
+        <w:rPr>
+          <w:rFonts w:cstheme="minorHAnsi"/>
+        </w:rPr>
+      </w:pPr>
+      <w:r>
+        <w:rPr>
+          <w:rFonts w:cstheme="minorHAnsi"/>
+        </w:rPr>
+        <w:t>Notes:  Need to submit 2 cassettes with 2 sections each per quadrant!</w:t>
+      </w:r>
+    </w:p>
+    <w:p>
+      <w:pPr>
+        <w:pStyle w:val="NormalWeb"/>
+        <w:rPr>
+          <w:rFonts w:asciiTheme="minorHAnsi" w:hAnsiTheme="minorHAnsi" w:cstheme="minorHAnsi"/>
+          <w:sz w:val="22"/>
+          <w:szCs w:val="22"/>
+        </w:rPr>
+      </w:pPr>
+      <w:r>
+        <w:rPr>
+          <w:rStyle w:val="Strong"/>
+          <w:rFonts w:asciiTheme="minorHAnsi" w:hAnsiTheme="minorHAnsi" w:cstheme="minorHAnsi"/>
+          <w:sz w:val="22"/>
+          <w:szCs w:val="22"/>
+        </w:rPr>
+        <w:t>Breast, nipple-sparing mastectomy:</w:t>
+      </w:r>
+    </w:p>
+    <w:p>
+      <w:pPr>
+        <w:pStyle w:val="NormalWeb"/>
+        <w:rPr>
+          <w:rFonts w:asciiTheme="minorHAnsi" w:hAnsiTheme="minorHAnsi" w:cstheme="minorHAnsi"/>
+          <w:sz w:val="22"/>
+          <w:szCs w:val="22"/>
+        </w:rPr>
+      </w:pPr>
+      <w:r>
+        <w:rPr>
+          <w:rFonts w:asciiTheme="minorHAnsi" w:hAnsiTheme="minorHAnsi" w:cstheme="minorHAnsi"/>
+          <w:sz w:val="22"/>
+          <w:szCs w:val="22"/>
+        </w:rPr>
+        <w:t>Received fresh and subsequently placed in formalin (TIF is ___ on</w:t>
+      </w:r>
+      <w:r>
+        <w:rPr>
+          <w:rFonts w:asciiTheme="minorHAnsi" w:hAnsiTheme="minorHAnsi" w:cstheme="minorHAnsi"/>
+          <w:sz w:val="22"/>
+          <w:szCs w:val="22"/>
+        </w:rPr>
+        <w:t xml:space="preserve">), designated </w:t>
+      </w:r>
+      <w:r>
+        <w:rPr>
+          <w:rFonts w:asciiTheme="minorHAnsi" w:hAnsiTheme="minorHAnsi" w:cstheme="minorHAnsi"/>
+          <w:sz w:val="22"/>
+          <w:szCs w:val="22"/>
+        </w:rPr>
+        <w:t xml:space="preserve">nipple-sparing mastectomy" is a ___ g, ___ nipple-sparing mastectomy specimen, ___ cm </w:t>
+      </w:r>
+      <w:proofErr w:type="gramStart"/>
+      <w:r>
+        <w:rPr>
+          <w:rFonts w:asciiTheme="minorHAnsi" w:hAnsiTheme="minorHAnsi" w:cstheme="minorHAnsi"/>
+          <w:sz w:val="22"/>
+          <w:szCs w:val="22"/>
+        </w:rPr>
+        <w:t>superior to inferior</w:t>
+      </w:r>
+      <w:proofErr w:type="gramEnd"/>
+      <w:r>
+        <w:rPr>
+          <w:rFonts w:asciiTheme="minorHAnsi" w:hAnsiTheme="minorHAnsi" w:cstheme="minorHAnsi"/>
+          <w:sz w:val="22"/>
+          <w:szCs w:val="22"/>
+        </w:rPr>
+        <w:t>, ___ cm medial to lateral, ___ cm anterior to posterior. Along the anterior aspect, there is no portion of skin present. There is a single stitch designating superior, a long stitch designating lateral, and a double stitch designating area around nipple as per requisition. The specimen is sliced from medial to lateral into ___ slices.</w:t>
+      </w:r>
+    </w:p>
+    <w:p>
+      <w:pPr>
+        <w:pStyle w:val="NormalWeb"/>
+        <w:rPr>
+          <w:rFonts w:asciiTheme="minorHAnsi" w:hAnsiTheme="minorHAnsi" w:cstheme="minorHAnsi"/>
+          <w:sz w:val="22"/>
+          <w:szCs w:val="22"/>
+        </w:rPr>
+      </w:pPr>
+      <w:r>
+        <w:rPr>
+          <w:rFonts w:asciiTheme="minorHAnsi" w:hAnsiTheme="minorHAnsi" w:cstheme="minorHAnsi"/>
+          <w:sz w:val="22"/>
+          <w:szCs w:val="22"/>
+        </w:rPr>
+        <w:t>Found within slice ___, the double suture designating the nipple area is present. Cut surfaces of the specimen are not notable for any grossly discernible masses or lesions. The breast tissue is primarily fibrous with admixed yellow, lobulated adipose tissue (approximately ___% fibrous tissue).</w:t>
+      </w:r>
+    </w:p>
+    <w:p>
+      <w:pPr>
+        <w:pStyle w:val="NormalWeb"/>
+        <w:rPr>
+          <w:rFonts w:asciiTheme="minorHAnsi" w:hAnsiTheme="minorHAnsi" w:cstheme="minorHAnsi"/>
+          <w:b/>
+          <w:bCs/>
+          <w:sz w:val="22"/>
+          <w:szCs w:val="22"/>
+        </w:rPr>
+      </w:pPr>
+      <w:r>
+        <w:rPr>
+          <w:rStyle w:val="Strong"/>
+          <w:rFonts w:asciiTheme="minorHAnsi" w:hAnsiTheme="minorHAnsi" w:cstheme="minorHAnsi"/>
+          <w:b w:val="0"/>
+          <w:bCs w:val="0"/>
+          <w:sz w:val="22"/>
+          <w:szCs w:val="22"/>
+        </w:rPr>
+        <w:t>Ink Key:</w:t>
+      </w:r>
+    </w:p>
+    <w:p>
+      <w:pPr>
+        <w:pStyle w:val="NormalWeb"/>
+        <w:numPr>
+          <w:ilvl w:val="0"/>
+          <w:numId w:val="6"/>
+        </w:numPr>
+        <w:rPr>
+          <w:rFonts w:asciiTheme="minorHAnsi" w:hAnsiTheme="minorHAnsi" w:cstheme="minorHAnsi"/>
+          <w:sz w:val="22"/>
+          <w:szCs w:val="22"/>
+        </w:rPr>
+      </w:pPr>
+      <w:r>
+        <w:rPr>
+          <w:rFonts w:asciiTheme="minorHAnsi" w:hAnsiTheme="minorHAnsi" w:cstheme="minorHAnsi"/>
+          <w:sz w:val="22"/>
+          <w:szCs w:val="22"/>
+        </w:rPr>
+        <w:t>Anterior/superior = Yellow</w:t>
+      </w:r>
+    </w:p>
+    <w:p>
+      <w:pPr>
+        <w:pStyle w:val="NormalWeb"/>
+        <w:numPr>
+          <w:ilvl w:val="0"/>
+          <w:numId w:val="6"/>
+        </w:numPr>
+        <w:rPr>
+          <w:rFonts w:asciiTheme="minorHAnsi" w:hAnsiTheme="minorHAnsi" w:cstheme="minorHAnsi"/>
+          <w:sz w:val="22"/>
+          <w:szCs w:val="22"/>
+        </w:rPr>
+      </w:pPr>
+      <w:r>
+        <w:rPr>
+          <w:rFonts w:asciiTheme="minorHAnsi" w:hAnsiTheme="minorHAnsi" w:cstheme="minorHAnsi"/>
+          <w:sz w:val="22"/>
+          <w:szCs w:val="22"/>
+        </w:rPr>
+        <w:t>Anterior/inferior = Green</w:t>
+      </w:r>
+    </w:p>
+    <w:p>
+      <w:pPr>
+        <w:pStyle w:val="NormalWeb"/>
+        <w:numPr>
+          <w:ilvl w:val="0"/>
+          <w:numId w:val="6"/>
+        </w:numPr>
+        <w:rPr>
+          <w:rFonts w:asciiTheme="minorHAnsi" w:hAnsiTheme="minorHAnsi" w:cstheme="minorHAnsi"/>
+          <w:sz w:val="22"/>
+          <w:szCs w:val="22"/>
+        </w:rPr>
+      </w:pPr>
+      <w:r>
+        <w:rPr>
+          <w:rFonts w:asciiTheme="minorHAnsi" w:hAnsiTheme="minorHAnsi" w:cstheme="minorHAnsi"/>
+          <w:sz w:val="22"/>
+          <w:szCs w:val="22"/>
+        </w:rPr>
+        <w:t>Posterior/superior = Black</w:t>
+      </w:r>
+    </w:p>
+    <w:p>
+      <w:pPr>
+        <w:pStyle w:val="NormalWeb"/>
+        <w:numPr>
+          <w:ilvl w:val="0"/>
+          <w:numId w:val="6"/>
+        </w:numPr>
+        <w:rPr>
+          <w:rFonts w:asciiTheme="minorHAnsi" w:hAnsiTheme="minorHAnsi" w:cstheme="minorHAnsi"/>
+          <w:sz w:val="22"/>
+          <w:szCs w:val="22"/>
+        </w:rPr>
+      </w:pPr>
+      <w:r>
+        <w:rPr>
+          <w:rFonts w:asciiTheme="minorHAnsi" w:hAnsiTheme="minorHAnsi" w:cstheme="minorHAnsi"/>
+          <w:sz w:val="22"/>
+          <w:szCs w:val="22"/>
+        </w:rPr>
+        <w:t>Posterior/inferior = Blue</w:t>
+      </w:r>
+    </w:p>
+    <w:p>
+      <w:pPr>
+        <w:pStyle w:val="NormalWeb"/>
+        <w:rPr>
+          <w:rFonts w:asciiTheme="minorHAnsi" w:hAnsiTheme="minorHAnsi" w:cstheme="minorHAnsi"/>
+          <w:sz w:val="22"/>
+          <w:szCs w:val="22"/>
+        </w:rPr>
+      </w:pPr>
+      <w:r>
+        <w:rPr>
+          <w:rFonts w:asciiTheme="minorHAnsi" w:hAnsiTheme="minorHAnsi" w:cstheme="minorHAnsi"/>
+          <w:sz w:val="22"/>
+          <w:szCs w:val="22"/>
+        </w:rPr>
+        <w:t>Gross photographs are obtained. Representative sections are submitted as follows:</w:t>
+      </w:r>
+    </w:p>
+    <w:p>
+      <w:pPr>
+        <w:pStyle w:val="NormalWeb"/>
+        <w:rPr>
+          <w:rFonts w:asciiTheme="minorHAnsi" w:hAnsiTheme="minorHAnsi" w:cstheme="minorHAnsi"/>
+          <w:sz w:val="22"/>
+          <w:szCs w:val="22"/>
+        </w:rPr>
+      </w:pPr>
+      <w:r>
+        <w:rPr>
+          <w:rFonts w:asciiTheme="minorHAnsi" w:hAnsiTheme="minorHAnsi" w:cstheme="minorHAnsi"/>
+          <w:sz w:val="22"/>
+          <w:szCs w:val="22"/>
+        </w:rPr>
+        <w:lastRenderedPageBreak/>
+        <w:t>(E1-E2) Upper inner quadrant</w:t>
+      </w:r>
+      <w:r>
+        <w:rPr>
+          <w:rFonts w:asciiTheme="minorHAnsi" w:hAnsiTheme="minorHAnsi" w:cstheme="minorHAnsi"/>
+          <w:sz w:val="22"/>
+          <w:szCs w:val="22"/>
+        </w:rPr>
+        <w:br/>
+        <w:t>    (E1) Slice ___ and slice ___</w:t>
+      </w:r>
+      <w:r>
+        <w:rPr>
+          <w:rFonts w:asciiTheme="minorHAnsi" w:hAnsiTheme="minorHAnsi" w:cstheme="minorHAnsi"/>
+          <w:sz w:val="22"/>
+          <w:szCs w:val="22"/>
+        </w:rPr>
+        <w:br/>
+        <w:t>    (E2) Slice ___ and slice ___</w:t>
+      </w:r>
+    </w:p>
+    <w:p>
+      <w:pPr>
+        <w:pStyle w:val="NormalWeb"/>
+        <w:rPr>
+          <w:rFonts w:asciiTheme="minorHAnsi" w:hAnsiTheme="minorHAnsi" w:cstheme="minorHAnsi"/>
+          <w:sz w:val="22"/>
+          <w:szCs w:val="22"/>
+        </w:rPr>
+      </w:pPr>
+      <w:r>
+        <w:rPr>
+          <w:rFonts w:asciiTheme="minorHAnsi" w:hAnsiTheme="minorHAnsi" w:cstheme="minorHAnsi"/>
+          <w:sz w:val="22"/>
+          <w:szCs w:val="22"/>
+        </w:rPr>
+        <w:t>(E3-E4) Upper outer quadrant</w:t>
+      </w:r>
+      <w:r>
+        <w:rPr>
+          <w:rFonts w:asciiTheme="minorHAnsi" w:hAnsiTheme="minorHAnsi" w:cstheme="minorHAnsi"/>
+          <w:sz w:val="22"/>
+          <w:szCs w:val="22"/>
+        </w:rPr>
+        <w:br/>
+        <w:t>    (E3) Slice ___ and slice ___</w:t>
+      </w:r>
+      <w:r>
+        <w:rPr>
+          <w:rFonts w:asciiTheme="minorHAnsi" w:hAnsiTheme="minorHAnsi" w:cstheme="minorHAnsi"/>
+          <w:sz w:val="22"/>
+          <w:szCs w:val="22"/>
+        </w:rPr>
+        <w:br/>
+        <w:t>    (E4) Slice ___ and slice ___</w:t>
+      </w:r>
+    </w:p>
+    <w:p>
+      <w:pPr>
+        <w:pStyle w:val="NormalWeb"/>
+        <w:rPr>
+          <w:rFonts w:asciiTheme="minorHAnsi" w:hAnsiTheme="minorHAnsi" w:cstheme="minorHAnsi"/>
+          <w:sz w:val="22"/>
+          <w:szCs w:val="22"/>
+        </w:rPr>
+      </w:pPr>
+      <w:r>
+        <w:rPr>
+          <w:rFonts w:asciiTheme="minorHAnsi" w:hAnsiTheme="minorHAnsi" w:cstheme="minorHAnsi"/>
+          <w:sz w:val="22"/>
+          <w:szCs w:val="22"/>
+        </w:rPr>
+        <w:t>(E5-E6) Lower outer quadrant</w:t>
+      </w:r>
+      <w:r>
+        <w:rPr>
+          <w:rFonts w:asciiTheme="minorHAnsi" w:hAnsiTheme="minorHAnsi" w:cstheme="minorHAnsi"/>
+          <w:sz w:val="22"/>
+          <w:szCs w:val="22"/>
+        </w:rPr>
+        <w:br/>
+        <w:t>    (E5) Slice ___ and slice ___</w:t>
+      </w:r>
+      <w:r>
+        <w:rPr>
+          <w:rFonts w:asciiTheme="minorHAnsi" w:hAnsiTheme="minorHAnsi" w:cstheme="minorHAnsi"/>
+          <w:sz w:val="22"/>
+          <w:szCs w:val="22"/>
+        </w:rPr>
+        <w:br/>
+        <w:t>    (E6) Slice ___ and slice ___</w:t>
+      </w:r>
+    </w:p>
+    <w:p>
+      <w:pPr>
+        <w:pStyle w:val="NormalWeb"/>
+        <w:rPr>
+          <w:rFonts w:asciiTheme="minorHAnsi" w:hAnsiTheme="minorHAnsi" w:cstheme="minorHAnsi"/>
+          <w:sz w:val="22"/>
+          <w:szCs w:val="22"/>
+        </w:rPr>
+      </w:pPr>
+      <w:r>
+        <w:rPr>
+          <w:rFonts w:asciiTheme="minorHAnsi" w:hAnsiTheme="minorHAnsi" w:cstheme="minorHAnsi"/>
+          <w:sz w:val="22"/>
+          <w:szCs w:val="22"/>
+        </w:rPr>
+        <w:t>(E7-E8) Lower inner quadrant</w:t>
+      </w:r>
+      <w:r>
+        <w:rPr>
+          <w:rFonts w:asciiTheme="minorHAnsi" w:hAnsiTheme="minorHAnsi" w:cstheme="minorHAnsi"/>
+          <w:sz w:val="22"/>
+          <w:szCs w:val="22"/>
+        </w:rPr>
+        <w:br/>
+        <w:t>    (E7) Slice ___ and slice ___</w:t>
+      </w:r>
+      <w:r>
+        <w:rPr>
+          <w:rFonts w:asciiTheme="minorHAnsi" w:hAnsiTheme="minorHAnsi" w:cstheme="minorHAnsi"/>
+          <w:sz w:val="22"/>
+          <w:szCs w:val="22"/>
+        </w:rPr>
+        <w:br/>
+        <w:t>    (E8) Slice ___ and slice ___</w:t>
+      </w:r>
+    </w:p>
+    <w:p>
+      <w:pPr>
+        <w:pStyle w:val="NormalWeb"/>
+        <w:rPr>
+          <w:rFonts w:asciiTheme="minorHAnsi" w:hAnsiTheme="minorHAnsi" w:cstheme="minorHAnsi"/>
+          <w:sz w:val="22"/>
+          <w:szCs w:val="22"/>
+        </w:rPr>
+      </w:pPr>
+      <w:r>
+        <w:rPr>
+          <w:rFonts w:asciiTheme="minorHAnsi" w:hAnsiTheme="minorHAnsi" w:cstheme="minorHAnsi"/>
+          <w:sz w:val="22"/>
+          <w:szCs w:val="22"/>
+        </w:rPr>
+        <w:t>(E9) Breast tissue around double suture/nipple area</w:t>
+      </w:r>
+    </w:p>
+    <w:p>
+      <w:pPr>
+        <w:rPr>
+          <w:rFonts w:cstheme="minorHAnsi"/>
+        </w:rPr>
+      </w:pPr>
+    </w:p>
+    <w:p>
+      <w:pPr>
+        <w:rPr>
+          <w:rFonts w:eastAsia="Times New Roman" w:cstheme="minorHAnsi"/>
+          <w:color w:val="000000"/>
+        </w:rPr>
+      </w:pPr>
+    </w:p>
+    <w:p>
+      <w:pPr>
+        <w:rPr>
+          <w:rFonts w:eastAsia="Times New Roman" w:cstheme="minorHAnsi"/>
+          <w:color w:val="000000"/>
+        </w:rPr>
+      </w:pPr>
     </w:p>
     <w:sectPr>
       <w:headerReference w:type="default" r:id="rId7"/>
@@ -1027,6 +1622,155 @@
       </w:rPr>
     </w:lvl>
   </w:abstractNum>
+  <w:abstractNum w:abstractNumId="5" w15:restartNumberingAfterBreak="0">
+    <w:nsid w:val="62C4561D"/>
+    <w:multiLevelType w:val="multilevel"/>
+    <w:tmpl w:val="B43AB54C"/>
+    <w:lvl w:ilvl="0">
+      <w:start w:val="1"/>
+      <w:numFmt w:val="bullet"/>
+      <w:lvlText w:val=""/>
+      <w:lvlJc w:val="left"/>
+      <w:pPr>
+        <w:tabs>
+          <w:tab w:val="num" w:pos="720"/>
+        </w:tabs>
+        <w:ind w:left="720" w:hanging="360"/>
+      </w:pPr>
+      <w:rPr>
+        <w:rFonts w:ascii="Symbol" w:hAnsi="Symbol" w:hint="default"/>
+        <w:sz w:val="20"/>
+      </w:rPr>
+    </w:lvl>
+    <w:lvl w:ilvl="1" w:tentative="1">
+      <w:start w:val="1"/>
+      <w:numFmt w:val="bullet"/>
+      <w:lvlText w:val="o"/>
+      <w:lvlJc w:val="left"/>
+      <w:pPr>
+        <w:tabs>
+          <w:tab w:val="num" w:pos="1440"/>
+        </w:tabs>
+        <w:ind w:left="1440" w:hanging="360"/>
+      </w:pPr>
+      <w:rPr>
+        <w:rFonts w:ascii="Courier New" w:hAnsi="Courier New" w:hint="default"/>
+        <w:sz w:val="20"/>
+      </w:rPr>
+    </w:lvl>
+    <w:lvl w:ilvl="2" w:tentative="1">
+      <w:start w:val="1"/>
+      <w:numFmt w:val="bullet"/>
+      <w:lvlText w:val=""/>
+      <w:lvlJc w:val="left"/>
+      <w:pPr>
+        <w:tabs>
+          <w:tab w:val="num" w:pos="2160"/>
+        </w:tabs>
+        <w:ind w:left="2160" w:hanging="360"/>
+      </w:pPr>
+      <w:rPr>
+        <w:rFonts w:ascii="Wingdings" w:hAnsi="Wingdings" w:hint="default"/>
+        <w:sz w:val="20"/>
+      </w:rPr>
+    </w:lvl>
+    <w:lvl w:ilvl="3" w:tentative="1">
+      <w:start w:val="1"/>
+      <w:numFmt w:val="bullet"/>
+      <w:lvlText w:val=""/>
+      <w:lvlJc w:val="left"/>
+      <w:pPr>
+        <w:tabs>
+          <w:tab w:val="num" w:pos="2880"/>
+        </w:tabs>
+        <w:ind w:left="2880" w:hanging="360"/>
+      </w:pPr>
+      <w:rPr>
+        <w:rFonts w:ascii="Wingdings" w:hAnsi="Wingdings" w:hint="default"/>
+        <w:sz w:val="20"/>
+      </w:rPr>
+    </w:lvl>
+    <w:lvl w:ilvl="4" w:tentative="1">
+      <w:start w:val="1"/>
+      <w:numFmt w:val="bullet"/>
+      <w:lvlText w:val=""/>
+      <w:lvlJc w:val="left"/>
+      <w:pPr>
+        <w:tabs>
+          <w:tab w:val="num" w:pos="3600"/>
+        </w:tabs>
+        <w:ind w:left="3600" w:hanging="360"/>
+      </w:pPr>
+      <w:rPr>
+        <w:rFonts w:ascii="Wingdings" w:hAnsi="Wingdings" w:hint="default"/>
+        <w:sz w:val="20"/>
+      </w:rPr>
+    </w:lvl>
+    <w:lvl w:ilvl="5" w:tentative="1">
+      <w:start w:val="1"/>
+      <w:numFmt w:val="bullet"/>
+      <w:lvlText w:val=""/>
+      <w:lvlJc w:val="left"/>
+      <w:pPr>
+        <w:tabs>
+          <w:tab w:val="num" w:pos="4320"/>
+        </w:tabs>
+        <w:ind w:left="4320" w:hanging="360"/>
+      </w:pPr>
+      <w:rPr>
+        <w:rFonts w:ascii="Wingdings" w:hAnsi="Wingdings" w:hint="default"/>
+        <w:sz w:val="20"/>
+      </w:rPr>
+    </w:lvl>
+    <w:lvl w:ilvl="6" w:tentative="1">
+      <w:start w:val="1"/>
+      <w:numFmt w:val="bullet"/>
+      <w:lvlText w:val=""/>
+      <w:lvlJc w:val="left"/>
+      <w:pPr>
+        <w:tabs>
+          <w:tab w:val="num" w:pos="5040"/>
+        </w:tabs>
+        <w:ind w:left="5040" w:hanging="360"/>
+      </w:pPr>
+      <w:rPr>
+        <w:rFonts w:ascii="Wingdings" w:hAnsi="Wingdings" w:hint="default"/>
+        <w:sz w:val="20"/>
+      </w:rPr>
+    </w:lvl>
+    <w:lvl w:ilvl="7" w:tentative="1">
+      <w:start w:val="1"/>
+      <w:numFmt w:val="bullet"/>
+      <w:lvlText w:val=""/>
+      <w:lvlJc w:val="left"/>
+      <w:pPr>
+        <w:tabs>
+          <w:tab w:val="num" w:pos="5760"/>
+        </w:tabs>
+        <w:ind w:left="5760" w:hanging="360"/>
+      </w:pPr>
+      <w:rPr>
+        <w:rFonts w:ascii="Wingdings" w:hAnsi="Wingdings" w:hint="default"/>
+        <w:sz w:val="20"/>
+      </w:rPr>
+    </w:lvl>
+    <w:lvl w:ilvl="8" w:tentative="1">
+      <w:start w:val="1"/>
+      <w:numFmt w:val="bullet"/>
+      <w:lvlText w:val=""/>
+      <w:lvlJc w:val="left"/>
+      <w:pPr>
+        <w:tabs>
+          <w:tab w:val="num" w:pos="6480"/>
+        </w:tabs>
+        <w:ind w:left="6480" w:hanging="360"/>
+      </w:pPr>
+      <w:rPr>
+        <w:rFonts w:ascii="Wingdings" w:hAnsi="Wingdings" w:hint="default"/>
+        <w:sz w:val="20"/>
+      </w:rPr>
+    </w:lvl>
+  </w:abstractNum>
   <w:num w:numId="1" w16cid:durableId="63455679">
     <w:abstractNumId w:val="4"/>
   </w:num>
@@ -1041,6 +1785,9 @@
   </w:num>
   <w:num w:numId="5" w16cid:durableId="723993522">
     <w:abstractNumId w:val="1"/>
+  </w:num>
+  <w:num w:numId="6" w16cid:durableId="1419911518">
+    <w:abstractNumId w:val="5"/>
   </w:num>
 </w:numbering>
 </file>
@@ -1448,7 +2195,6 @@
   <w:style w:type="character" w:default="1" w:styleId="DefaultParagraphFont">
     <w:name w:val="Default Paragraph Font"/>
     <w:uiPriority w:val="1"/>
-    <w:semiHidden/>
     <w:unhideWhenUsed/>
   </w:style>
   <w:style w:type="table" w:default="1" w:styleId="TableNormal">
@@ -1607,6 +2353,33 @@
       <w:sz w:val="36"/>
       <w:szCs w:val="24"/>
       <w:u w:val="single"/>
+    </w:rPr>
+  </w:style>
+  <w:style w:type="paragraph" w:styleId="NormalWeb">
+    <w:name w:val="Normal (Web)"/>
+    <w:basedOn w:val="Normal"/>
+    <w:uiPriority w:val="99"/>
+    <w:semiHidden/>
+    <w:unhideWhenUsed/>
+    <w:rsid w:val="003452E1"/>
+    <w:pPr>
+      <w:spacing w:before="100" w:beforeAutospacing="1" w:after="100" w:afterAutospacing="1" w:line="240" w:lineRule="auto"/>
+    </w:pPr>
+    <w:rPr>
+      <w:rFonts w:ascii="Times New Roman" w:eastAsia="Times New Roman" w:hAnsi="Times New Roman" w:cs="Times New Roman"/>
+      <w:sz w:val="24"/>
+      <w:szCs w:val="24"/>
+    </w:rPr>
+  </w:style>
+  <w:style w:type="character" w:styleId="Strong">
+    <w:name w:val="Strong"/>
+    <w:basedOn w:val="DefaultParagraphFont"/>
+    <w:uiPriority w:val="22"/>
+    <w:qFormat/>
+    <w:rsid w:val="003452E1"/>
+    <w:rPr>
+      <w:b/>
+      <w:bCs/>
     </w:rPr>
   </w:style>
 </w:styles>

--- a/docs/word-docs/Breast/Breast tissue mammoplasty-gynecomastia-gender affirming.docx
+++ b/docs/word-docs/Breast/Breast tissue mammoplasty-gynecomastia-gender affirming.docx
@@ -349,30 +349,29 @@
       <w:pPr>
         <w:rPr>
           <w:rFonts w:cstheme="minorHAnsi"/>
-          <w:u w:val="single"/>
-        </w:rPr>
-      </w:pPr>
-      <w:r>
+        </w:rPr>
+      </w:pPr>
+      <w:r>
+        <w:rPr>
+          <w:rFonts w:cstheme="minorHAnsi"/>
+        </w:rPr>
+        <w:lastRenderedPageBreak/>
+        <w:t>-------------------------</w:t>
+      </w:r>
+    </w:p>
+    <w:p>
+      <w:pPr>
         <w:rPr>
           <w:rFonts w:cstheme="minorHAnsi"/>
           <w:u w:val="single"/>
         </w:rPr>
-        <w:lastRenderedPageBreak/>
-        <w:t xml:space="preserve">Mastectomy </w:t>
-      </w:r>
+      </w:pPr>
       <w:r>
         <w:rPr>
           <w:rFonts w:cstheme="minorHAnsi"/>
           <w:u w:val="single"/>
         </w:rPr>
-        <w:t>for gender affirmation</w:t>
-      </w:r>
-      <w:r>
-        <w:rPr>
-          <w:rFonts w:cstheme="minorHAnsi"/>
-          <w:u w:val="single"/>
-        </w:rPr>
-        <w:t>:</w:t>
+        <w:t>MASTECTOMY FOR GENDER AFFIRMATION:</w:t>
       </w:r>
     </w:p>
     <w:p>
@@ -496,6 +495,21 @@
     <w:p>
       <w:pPr>
         <w:rPr>
+          <w:rFonts w:eastAsia="Times New Roman" w:cstheme="minorHAnsi"/>
+          <w:color w:val="000000"/>
+        </w:rPr>
+      </w:pPr>
+      <w:r>
+        <w:rPr>
+          <w:rFonts w:eastAsia="Times New Roman" w:cstheme="minorHAnsi"/>
+          <w:color w:val="000000"/>
+        </w:rPr>
+        <w:t>----------------------------</w:t>
+      </w:r>
+    </w:p>
+    <w:p>
+      <w:pPr>
+        <w:rPr>
           <w:rFonts w:cstheme="minorHAnsi"/>
           <w:u w:val="single"/>
         </w:rPr>
@@ -505,14 +519,7 @@
           <w:rFonts w:cstheme="minorHAnsi"/>
           <w:u w:val="single"/>
         </w:rPr>
-        <w:t xml:space="preserve">Mastectomy for </w:t>
-      </w:r>
-      <w:r>
-        <w:rPr>
-          <w:rFonts w:cstheme="minorHAnsi"/>
-          <w:u w:val="single"/>
-        </w:rPr>
-        <w:t>BRCA / BRCA reduction:</w:t>
+        <w:t>MASTECTOMY FOR BRCA / BRCA REDUCTION:</w:t>
       </w:r>
     </w:p>
     <w:p>
@@ -703,6 +710,7 @@
           <w:sz w:val="22"/>
           <w:szCs w:val="22"/>
         </w:rPr>
+        <w:lastRenderedPageBreak/>
         <w:t>Posterior/superior = Black</w:t>
       </w:r>
     </w:p>
@@ -761,7 +769,6 @@
           <w:sz w:val="22"/>
           <w:szCs w:val="22"/>
         </w:rPr>
-        <w:lastRenderedPageBreak/>
         <w:t>(E1-E2) Upper inner quadrant</w:t>
       </w:r>
       <w:r>
@@ -2195,6 +2202,7 @@
   <w:style w:type="character" w:default="1" w:styleId="DefaultParagraphFont">
     <w:name w:val="Default Paragraph Font"/>
     <w:uiPriority w:val="1"/>
+    <w:semiHidden/>
     <w:unhideWhenUsed/>
   </w:style>
   <w:style w:type="table" w:default="1" w:styleId="TableNormal">
